--- a/cookbook/tests/other/test_data/Word/repairs_wurstsalat.docx
+++ b/cookbook/tests/other/test_data/Word/repairs_wurstsalat.docx
@@ -124,6 +124,42 @@
       </w:pPr>
       <w:r>
         <w:t>200 g geriebener Käse</w:t>
+      </w:r>
+    </w:p>
+    <w:p>
+      <w:pPr>
+        <w:pStyle w:val="Listenabsatz"/>
+        <w:numPr>
+          <w:ilvl w:val="0"/>
+          <w:numId w:val="1"/>
+        </w:numPr>
+      </w:pPr>
+      <w:r>
+        <w:t>200 g körniger Frischkäse</w:t>
+      </w:r>
+    </w:p>
+    <w:p>
+      <w:pPr>
+        <w:pStyle w:val="Listenabsatz"/>
+        <w:numPr>
+          <w:ilvl w:val="0"/>
+          <w:numId w:val="1"/>
+        </w:numPr>
+      </w:pPr>
+      <w:r>
+        <w:t>1 TL Paprikapulver edelsüß</w:t>
+      </w:r>
+    </w:p>
+    <w:p>
+      <w:pPr>
+        <w:pStyle w:val="Listenabsatz"/>
+        <w:numPr>
+          <w:ilvl w:val="0"/>
+          <w:numId w:val="1"/>
+        </w:numPr>
+      </w:pPr>
+      <w:r>
+        <w:t>Frische oder getrocknete Petersilie</w:t>
       </w:r>
     </w:p>
     <w:p>
